--- a/Sastanci.docx
+++ b/Sastanci.docx
@@ -210,6 +210,123 @@
           <w:szCs w:val="32"/>
         </w:rPr>
         <w:t xml:space="preserve">       3. Sastanak</w:t>
+      </w:r>
+    </w:p>
+    <w:p>
+      <w:pPr>
+        <w:jc w:val="both"/>
+        <w:rPr>
+          <w:sz w:val="32"/>
+          <w:szCs w:val="32"/>
+        </w:rPr>
+      </w:pPr>
+      <w:r>
+        <w:rPr>
+          <w:sz w:val="32"/>
+          <w:szCs w:val="32"/>
+        </w:rPr>
+        <w:t xml:space="preserve">            Pregledali napravljeno I odlučili šta još nedostaje</w:t>
+      </w:r>
+    </w:p>
+    <w:p>
+      <w:pPr>
+        <w:jc w:val="both"/>
+        <w:rPr>
+          <w:sz w:val="32"/>
+          <w:szCs w:val="32"/>
+        </w:rPr>
+      </w:pPr>
+      <w:r>
+        <w:rPr>
+          <w:sz w:val="32"/>
+          <w:szCs w:val="32"/>
+        </w:rPr>
+        <w:t xml:space="preserve">            M. Sekulić – Napravit će vremenski  plan projekta</w:t>
+      </w:r>
+    </w:p>
+    <w:p>
+      <w:pPr>
+        <w:jc w:val="both"/>
+        <w:rPr>
+          <w:sz w:val="32"/>
+          <w:szCs w:val="32"/>
+        </w:rPr>
+      </w:pPr>
+      <w:r>
+        <w:rPr>
+          <w:sz w:val="32"/>
+          <w:szCs w:val="32"/>
+        </w:rPr>
+        <w:t xml:space="preserve">           P.Paramin – Prširo je stranicu</w:t>
+      </w:r>
+    </w:p>
+    <w:p>
+      <w:pPr>
+        <w:jc w:val="both"/>
+        <w:rPr>
+          <w:sz w:val="32"/>
+          <w:szCs w:val="32"/>
+        </w:rPr>
+      </w:pPr>
+      <w:r>
+        <w:rPr>
+          <w:sz w:val="32"/>
+          <w:szCs w:val="32"/>
+        </w:rPr>
+        <w:t xml:space="preserve">                                  - Sad će dodati još podataka</w:t>
+      </w:r>
+    </w:p>
+    <w:p>
+      <w:pPr>
+        <w:jc w:val="both"/>
+        <w:rPr>
+          <w:sz w:val="32"/>
+          <w:szCs w:val="32"/>
+        </w:rPr>
+      </w:pPr>
+      <w:r>
+        <w:rPr>
+          <w:sz w:val="32"/>
+          <w:szCs w:val="32"/>
+        </w:rPr>
+        <w:t xml:space="preserve">           F.Milak </w:t>
+      </w:r>
+      <w:r>
+        <w:rPr>
+          <w:sz w:val="32"/>
+          <w:szCs w:val="32"/>
+        </w:rPr>
+        <w:t>–</w:t>
+      </w:r>
+      <w:r>
+        <w:rPr>
+          <w:sz w:val="32"/>
+          <w:szCs w:val="32"/>
+        </w:rPr>
+        <w:t xml:space="preserve"> </w:t>
+      </w:r>
+      <w:r>
+        <w:rPr>
+          <w:sz w:val="32"/>
+          <w:szCs w:val="32"/>
+        </w:rPr>
+        <w:t>Zapisa će odnosi u radu</w:t>
+      </w:r>
+    </w:p>
+    <w:p>
+      <w:pPr>
+        <w:jc w:val="both"/>
+        <w:rPr>
+          <w:sz w:val="32"/>
+          <w:szCs w:val="32"/>
+        </w:rPr>
+      </w:pPr>
+      <w:r>
+        <w:rPr>
+          <w:sz w:val="32"/>
+          <w:szCs w:val="32"/>
+        </w:rPr>
+        <w:t xml:space="preserve">          L.Klarić - Zapiso</w:t>
       </w:r>
     </w:p>
     <w:sectPr>

--- a/Sastanci.docx
+++ b/Sastanci.docx
@@ -315,19 +315,93 @@
     </w:p>
     <w:p>
       <w:pPr>
-        <w:jc w:val="both"/>
-        <w:rPr>
-          <w:sz w:val="32"/>
-          <w:szCs w:val="32"/>
-        </w:rPr>
-      </w:pPr>
-      <w:r>
-        <w:rPr>
-          <w:sz w:val="32"/>
-          <w:szCs w:val="32"/>
-        </w:rPr>
-        <w:t xml:space="preserve">          L.Klarić - Zapiso</w:t>
-      </w:r>
+        <w:tabs>
+          <w:tab w:val="center" w:pos="4252"/>
+        </w:tabs>
+        <w:jc w:val="both"/>
+        <w:rPr>
+          <w:sz w:val="32"/>
+          <w:szCs w:val="32"/>
+        </w:rPr>
+      </w:pPr>
+      <w:r>
+        <w:rPr>
+          <w:sz w:val="32"/>
+          <w:szCs w:val="32"/>
+        </w:rPr>
+        <w:t xml:space="preserve">          L.Klarić </w:t>
+      </w:r>
+      <w:r>
+        <w:rPr>
+          <w:sz w:val="32"/>
+          <w:szCs w:val="32"/>
+        </w:rPr>
+        <w:t>–</w:t>
+      </w:r>
+      <w:r>
+        <w:rPr>
+          <w:sz w:val="32"/>
+          <w:szCs w:val="32"/>
+        </w:rPr>
+        <w:t xml:space="preserve"> Zapiso</w:t>
+      </w:r>
+    </w:p>
+    <w:p>
+      <w:pPr>
+        <w:tabs>
+          <w:tab w:val="center" w:pos="4252"/>
+        </w:tabs>
+        <w:jc w:val="both"/>
+        <w:rPr>
+          <w:sz w:val="32"/>
+          <w:szCs w:val="32"/>
+        </w:rPr>
+      </w:pPr>
+      <w:r>
+        <w:rPr>
+          <w:sz w:val="32"/>
+          <w:szCs w:val="32"/>
+        </w:rPr>
+        <w:t xml:space="preserve">      4. Sastanak</w:t>
+      </w:r>
+    </w:p>
+    <w:p>
+      <w:pPr>
+        <w:tabs>
+          <w:tab w:val="center" w:pos="4252"/>
+        </w:tabs>
+        <w:jc w:val="both"/>
+        <w:rPr>
+          <w:sz w:val="32"/>
+          <w:szCs w:val="32"/>
+        </w:rPr>
+      </w:pPr>
+      <w:r>
+        <w:rPr>
+          <w:sz w:val="32"/>
+          <w:szCs w:val="32"/>
+        </w:rPr>
+        <w:t xml:space="preserve">           Raspravili smo o nedostatke dokumentacije</w:t>
+      </w:r>
+      <w:r>
+        <w:rPr>
+          <w:sz w:val="32"/>
+          <w:szCs w:val="32"/>
+        </w:rPr>
+        <w:tab/>
+      </w:r>
+    </w:p>
+    <w:p>
+      <w:pPr>
+        <w:tabs>
+          <w:tab w:val="center" w:pos="4252"/>
+        </w:tabs>
+        <w:jc w:val="both"/>
+        <w:rPr>
+          <w:sz w:val="32"/>
+          <w:szCs w:val="32"/>
+        </w:rPr>
+      </w:pPr>
     </w:p>
     <w:sectPr>
       <w:pgSz w:w="11906" w:h="16838"/>
